--- a/backend/legal_docs/00a-counsel-user-guide.docx
+++ b/backend/legal_docs/00a-counsel-user-guide.docx
@@ -458,7 +458,7 @@
         <w:t>Email:</w:t>
       </w:r>
       <w:r>
-        <w:t xml:space="preserve"> counsel@birthright.org</w:t>
+        <w:t xml:space="preserve"> counsel@birthright.live</w:t>
       </w:r>
     </w:p>
     <w:p>

--- a/backend/legal_docs/00a-counsel-user-guide.docx
+++ b/backend/legal_docs/00a-counsel-user-guide.docx
@@ -2,165 +2,6 @@
 <file path=word/document.xml><?xml version="1.0" encoding="utf-8"?>
 <w:document xmlns:wpc="http://schemas.microsoft.com/office/word/2010/wordprocessingCanvas" xmlns:mo="http://schemas.microsoft.com/office/mac/office/2008/main" xmlns:mc="http://schemas.openxmlformats.org/markup-compatibility/2006" xmlns:mv="urn:schemas-microsoft-com:mac:vml" xmlns:o="urn:schemas-microsoft-com:office:office" xmlns:r="http://schemas.openxmlformats.org/officeDocument/2006/relationships" xmlns:m="http://schemas.openxmlformats.org/officeDocument/2006/math" xmlns:v="urn:schemas-microsoft-com:vml" xmlns:wp14="http://schemas.microsoft.com/office/word/2010/wordprocessingDrawing" xmlns:wp="http://schemas.openxmlformats.org/drawingml/2006/wordprocessingDrawing" xmlns:w10="urn:schemas-microsoft-com:office:word" xmlns:w="http://schemas.openxmlformats.org/wordprocessingml/2006/main" xmlns:w14="http://schemas.microsoft.com/office/word/2010/wordml" xmlns:wpg="http://schemas.microsoft.com/office/word/2010/wordprocessingGroup" xmlns:wpi="http://schemas.microsoft.com/office/word/2010/wordprocessingInk" xmlns:wne="http://schemas.microsoft.com/office/word/2006/wordml" xmlns:wps="http://schemas.microsoft.com/office/word/2010/wordprocessingShape" mc:Ignorable="w14 wp14">
   <w:body>
-    <w:p>
-      <w:pPr>
-        <w:ind w:left="288"/>
-      </w:pPr>
-      <w:r>
-        <w:rPr>
-          <w:i/>
-          <w:color w:val="7C5316"/>
-        </w:rPr>
-        <w:t>**COUNSEL USER GUIDE — READ FIRST (v1 · Feb 2026)**</w:t>
-      </w:r>
-    </w:p>
-    <w:p>
-      <w:r>
-        <w:t>&gt;</w:t>
-      </w:r>
-    </w:p>
-    <w:p>
-      <w:pPr>
-        <w:ind w:left="288"/>
-      </w:pPr>
-      <w:r>
-        <w:rPr>
-          <w:i/>
-          <w:color w:val="7C5316"/>
-        </w:rPr>
-        <w:t>Standalone instructions for Birthright Foundation's outside counsel.</w:t>
-      </w:r>
-    </w:p>
-    <w:p>
-      <w:pPr>
-        <w:ind w:left="288"/>
-      </w:pPr>
-      <w:r>
-        <w:rPr>
-          <w:i/>
-          <w:color w:val="7C5316"/>
-        </w:rPr>
-        <w:t>Also embedded near the front of the Legal Briefing for one-stop</w:t>
-      </w:r>
-    </w:p>
-    <w:p>
-      <w:pPr>
-        <w:ind w:left="288"/>
-      </w:pPr>
-      <w:r>
-        <w:rPr>
-          <w:i/>
-          <w:color w:val="7C5316"/>
-        </w:rPr>
-        <w:t>reference.</w:t>
-      </w:r>
-    </w:p>
-    <w:p>
-      <w:r>
-        <w:t>&gt;</w:t>
-      </w:r>
-    </w:p>
-    <w:p>
-      <w:pPr>
-        <w:ind w:left="288"/>
-      </w:pPr>
-      <w:r>
-        <w:rPr>
-          <w:i/>
-          <w:color w:val="7C5316"/>
-        </w:rPr>
-        <w:t>**The whole point of this guide is to keep your billable time low.**</w:t>
-      </w:r>
-    </w:p>
-    <w:p>
-      <w:pPr>
-        <w:ind w:left="288"/>
-      </w:pPr>
-      <w:r>
-        <w:rPr>
-          <w:i/>
-          <w:color w:val="7C5316"/>
-        </w:rPr>
-        <w:t>For every function you might do on our platform, this guide names</w:t>
-      </w:r>
-    </w:p>
-    <w:p>
-      <w:pPr>
-        <w:ind w:left="288"/>
-      </w:pPr>
-      <w:r>
-        <w:rPr>
-          <w:i/>
-          <w:color w:val="7C5316"/>
-        </w:rPr>
-        <w:t>a *Fast Path (paper / email)* — the cheapest option — first, and a</w:t>
-      </w:r>
-    </w:p>
-    <w:p>
-      <w:pPr>
-        <w:ind w:left="288"/>
-      </w:pPr>
-      <w:r>
-        <w:rPr>
-          <w:i/>
-          <w:color w:val="7C5316"/>
-        </w:rPr>
-        <w:t>*Platform Path* second in case you prefer it. Wherever the platform</w:t>
-      </w:r>
-    </w:p>
-    <w:p>
-      <w:pPr>
-        <w:ind w:left="288"/>
-      </w:pPr>
-      <w:r>
-        <w:rPr>
-          <w:i/>
-          <w:color w:val="7C5316"/>
-        </w:rPr>
-        <w:t>path costs meaningful minutes, we've marked it **"push to admin"**:</w:t>
-      </w:r>
-    </w:p>
-    <w:p>
-      <w:pPr>
-        <w:ind w:left="288"/>
-      </w:pPr>
-      <w:r>
-        <w:rPr>
-          <w:i/>
-          <w:color w:val="7C5316"/>
-        </w:rPr>
-        <w:t>hand it back to Birthright's Executive Director and skip the clicks.</w:t>
-      </w:r>
-    </w:p>
-    <w:p>
-      <w:r>
-        <w:t>&gt;</w:t>
-      </w:r>
-    </w:p>
-    <w:p>
-      <w:pPr>
-        <w:ind w:left="288"/>
-      </w:pPr>
-      <w:r>
-        <w:rPr>
-          <w:i/>
-          <w:color w:val="7C5316"/>
-        </w:rPr>
-        <w:t>Contact: legal@birthright.live · overwhelm@birthright.live never gets</w:t>
-      </w:r>
-    </w:p>
-    <w:p>
-      <w:pPr>
-        <w:ind w:left="288"/>
-      </w:pPr>
-      <w:r>
-        <w:rPr>
-          <w:i/>
-          <w:color w:val="7C5316"/>
-        </w:rPr>
-        <w:t>read; use `legal@` for everything.</w:t>
-      </w:r>
-    </w:p>
     <w:p>
       <w:pPr>
         <w:pStyle w:val="Heading1"/>
@@ -170,250 +11,137 @@
       </w:r>
     </w:p>
     <w:p>
-      <w:pPr>
-        <w:pStyle w:val="Heading2"/>
-      </w:pPr>
       <w:r>
-        <w:t>0. Bottom Line</w:t>
-      </w:r>
-    </w:p>
-    <w:p>
-      <w:pPr>
-        <w:ind w:left="288"/>
-      </w:pPr>
-      <w:r>
-        <w:rPr>
-          <w:i/>
-          <w:color w:val="7C5316"/>
-        </w:rPr>
-        <w:t>**Cheapest workflow for you:**</w:t>
-      </w:r>
-    </w:p>
-    <w:p>
-      <w:pPr>
-        <w:ind w:left="288"/>
-      </w:pPr>
-      <w:r>
-        <w:rPr>
-          <w:i/>
-          <w:color w:val="7C5316"/>
-        </w:rPr>
-        <w:t>1. Download the two `.docx` files.</w:t>
-      </w:r>
-    </w:p>
-    <w:p>
-      <w:pPr>
-        <w:ind w:left="288"/>
-      </w:pPr>
-      <w:r>
-        <w:rPr>
-          <w:i/>
-          <w:color w:val="7C5316"/>
-        </w:rPr>
-        <w:t>2. Redline them in Word offline. Use track changes.</w:t>
-      </w:r>
-    </w:p>
-    <w:p>
-      <w:pPr>
-        <w:ind w:left="288"/>
-      </w:pPr>
-      <w:r>
-        <w:rPr>
-          <w:i/>
-          <w:color w:val="7C5316"/>
-        </w:rPr>
-        <w:t>3. Email the marked-up files to `legal@birthright.live`.</w:t>
-      </w:r>
-    </w:p>
-    <w:p>
-      <w:pPr>
-        <w:ind w:left="288"/>
-      </w:pPr>
-      <w:r>
-        <w:rPr>
-          <w:i/>
-          <w:color w:val="7C5316"/>
-        </w:rPr>
-        <w:t>4. We do all the platform clicks.</w:t>
+        <w:t>_Birthright Foundation · February 2026 · birthright.live_</w:t>
       </w:r>
     </w:p>
     <w:p>
       <w:r>
-        <w:t>&gt;</w:t>
+        <w:t>A quick-reference for outside counsel working with Birthright's platform.</w:t>
       </w:r>
     </w:p>
     <w:p>
-      <w:pPr>
-        <w:ind w:left="288"/>
-      </w:pPr>
+      <w:r>
+        <w:t xml:space="preserve">Every function has a </w:t>
+      </w:r>
       <w:r>
         <w:rPr>
-          <w:i/>
-          <w:color w:val="7C5316"/>
+          <w:b/>
         </w:rPr>
-        <w:t>You never have to log into the platform for a normal review pass.</w:t>
+        <w:t>paper path</w:t>
+      </w:r>
+      <w:r>
+        <w:t xml:space="preserve"> (email + </w:t>
+      </w:r>
+      <w:r>
+        <w:rPr>
+          <w:rFonts w:ascii="Consolas" w:hAnsi="Consolas"/>
+          <w:sz w:val="20"/>
+        </w:rPr>
+        <w:t>.docx</w:t>
+      </w:r>
+      <w:r>
+        <w:t>) and a **platform</w:t>
       </w:r>
     </w:p>
     <w:p>
-      <w:pPr>
-        <w:ind w:left="288"/>
-      </w:pPr>
+      <w:r>
+        <w:t>path**. Use whichever fits your workflow.</w:t>
+      </w:r>
+    </w:p>
+    <w:p>
+      <w:r>
+        <w:t xml:space="preserve">Contact: </w:t>
+      </w:r>
       <w:r>
         <w:rPr>
-          <w:i/>
-          <w:color w:val="7C5316"/>
+          <w:rFonts w:ascii="Consolas" w:hAnsi="Consolas"/>
+          <w:sz w:val="20"/>
         </w:rPr>
-        <w:t>Everything below is optional.</w:t>
+        <w:t>legal@birthright.live</w:t>
+      </w:r>
+      <w:r>
+        <w:t>.</w:t>
       </w:r>
     </w:p>
+    <w:p/>
     <w:p>
       <w:pPr>
         <w:pStyle w:val="Heading2"/>
       </w:pPr>
       <w:r>
-        <w:t>1. What You Should Actually Download</w:t>
+        <w:t>1 · The Short Version</w:t>
       </w:r>
     </w:p>
     <w:p>
       <w:r>
-        <w:t>Ask Birthright to email you these two files (they will, on request):</w:t>
+        <w:t>You do not need to sign in to the platform for a normal review pass.</w:t>
       </w:r>
     </w:p>
-    <w:tbl>
-      <w:tblPr>
-        <w:tblStyle w:val="LightGrid-Accent1"/>
-        <w:tblW w:type="auto" w:w="0"/>
-        <w:tblLook w:firstColumn="1" w:firstRow="1" w:lastColumn="0" w:lastRow="0" w:noHBand="0" w:noVBand="1" w:val="04A0"/>
-      </w:tblPr>
-      <w:tblGrid>
-        <w:gridCol w:w="4824"/>
-        <w:gridCol w:w="4824"/>
-      </w:tblGrid>
-      <w:tr>
-        <w:tc>
-          <w:tcPr>
-            <w:tcW w:type="dxa" w:w="4824"/>
-          </w:tcPr>
-          <w:p>
-            <w:r>
-              <w:rPr>
-                <w:b/>
-              </w:rPr>
-            </w:r>
-            <w:r>
-              <w:rPr>
-                <w:b/>
-              </w:rPr>
-              <w:t>File</w:t>
-            </w:r>
-          </w:p>
-        </w:tc>
-        <w:tc>
-          <w:tcPr>
-            <w:tcW w:type="dxa" w:w="4824"/>
-          </w:tcPr>
-          <w:p>
-            <w:r>
-              <w:rPr>
-                <w:b/>
-              </w:rPr>
-            </w:r>
-            <w:r>
-              <w:rPr>
-                <w:b/>
-              </w:rPr>
-              <w:t>What it is</w:t>
-            </w:r>
-          </w:p>
-        </w:tc>
-      </w:tr>
-      <w:tr>
-        <w:tc>
-          <w:tcPr>
-            <w:tcW w:type="dxa" w:w="4824"/>
-          </w:tcPr>
-          <w:p>
-            <w:r/>
-            <w:r>
-              <w:rPr>
-                <w:rFonts w:ascii="Consolas" w:hAnsi="Consolas"/>
-                <w:sz w:val="20"/>
-              </w:rPr>
-              <w:t>LEGAL_BRIEFING_FOR_COUNSEL.docx</w:t>
-            </w:r>
-          </w:p>
-        </w:tc>
-        <w:tc>
-          <w:tcPr>
-            <w:tcW w:type="dxa" w:w="4824"/>
-          </w:tcPr>
-          <w:p>
-            <w:r/>
-            <w:r>
-              <w:t>All 22 drafts + business context, in one Word file</w:t>
-            </w:r>
-          </w:p>
-        </w:tc>
-      </w:tr>
-      <w:tr>
-        <w:tc>
-          <w:tcPr>
-            <w:tcW w:type="dxa" w:w="4824"/>
-          </w:tcPr>
-          <w:p>
-            <w:r/>
-            <w:r>
-              <w:rPr>
-                <w:rFonts w:ascii="Consolas" w:hAnsi="Consolas"/>
-                <w:sz w:val="20"/>
-              </w:rPr>
-              <w:t>00a-counsel-user-guide.docx</w:t>
-            </w:r>
-            <w:r>
-              <w:t xml:space="preserve"> (this doc)</w:t>
-            </w:r>
-          </w:p>
-        </w:tc>
-        <w:tc>
-          <w:tcPr>
-            <w:tcW w:type="dxa" w:w="4824"/>
-          </w:tcPr>
-          <w:p>
-            <w:r/>
-            <w:r>
-              <w:t>You're reading it</w:t>
-            </w:r>
-          </w:p>
-        </w:tc>
-      </w:tr>
-    </w:tbl>
-    <w:p/>
     <w:p>
+      <w:pPr>
+        <w:pStyle w:val="ListNumber"/>
+      </w:pPr>
       <w:r>
-        <w:t>That is enough for a paper review. Everything else in this guide is</w:t>
+        <w:t xml:space="preserve">Download </w:t>
+      </w:r>
+      <w:r>
+        <w:rPr>
+          <w:rFonts w:ascii="Consolas" w:hAnsi="Consolas"/>
+          <w:sz w:val="20"/>
+        </w:rPr>
+        <w:t>LEGAL_BRIEFING_FOR_COUNSEL.docx</w:t>
+      </w:r>
+      <w:r>
+        <w:t xml:space="preserve"> and this guide.</w:t>
+      </w:r>
+    </w:p>
+    <w:p>
+      <w:pPr>
+        <w:pStyle w:val="ListNumber"/>
+      </w:pPr>
+      <w:r>
+        <w:t>Redline drafts in Word offline (Track Changes on).</w:t>
+      </w:r>
+    </w:p>
+    <w:p>
+      <w:pPr>
+        <w:pStyle w:val="ListNumber"/>
+      </w:pPr>
+      <w:r>
+        <w:t xml:space="preserve">Email the marked-up files to </w:t>
+      </w:r>
+      <w:r>
+        <w:rPr>
+          <w:rFonts w:ascii="Consolas" w:hAnsi="Consolas"/>
+          <w:sz w:val="20"/>
+        </w:rPr>
+        <w:t>legal@birthright.live</w:t>
+      </w:r>
+      <w:r>
+        <w:t>.</w:t>
+      </w:r>
+    </w:p>
+    <w:p>
+      <w:pPr>
+        <w:pStyle w:val="ListNumber"/>
+      </w:pPr>
+      <w:r>
+        <w:t>Birthright applies the redlines back into the platform.</w:t>
       </w:r>
     </w:p>
     <w:p>
       <w:r>
-        <w:t>"optional extras" for counsel who *want* live-platform access.</w:t>
+        <w:t>Everything below is available if you prefer platform-side work.</w:t>
       </w:r>
     </w:p>
+    <w:p/>
     <w:p>
       <w:pPr>
         <w:pStyle w:val="Heading2"/>
       </w:pPr>
       <w:r>
-        <w:t>2. Your Platform Credentials (Optional)</w:t>
-      </w:r>
-    </w:p>
-    <w:p>
-      <w:r>
-        <w:t>Only relevant if you want to browse the site itself. Skip this section</w:t>
-      </w:r>
-    </w:p>
-    <w:p>
-      <w:r>
-        <w:t>if you're happy with paper.</w:t>
+        <w:t>2 · Platform Access</w:t>
       </w:r>
     </w:p>
     <w:p>
@@ -429,22 +157,12 @@
       <w:r>
         <w:t xml:space="preserve"> </w:t>
       </w:r>
-      <w:hyperlink r:id="rId9">
-        <w:r>
-          <w:rPr>
-            <w:color w:val="0563C1"/>
-            <w:u w:val="single"/>
-          </w:rPr>
-          <w:t xml:space="preserve">https://birthright.live</w:t>
-        </w:r>
-      </w:hyperlink>
       <w:r>
-        <w:t xml:space="preserve"> *(preview URL sent separately for</w:t>
-      </w:r>
-    </w:p>
-    <w:p>
-      <w:r>
-        <w:t>pre-launch review sessions)*</w:t>
+        <w:rPr>
+          <w:rFonts w:ascii="Consolas" w:hAnsi="Consolas"/>
+          <w:sz w:val="20"/>
+        </w:rPr>
+        <w:t>https://birthright.live</w:t>
       </w:r>
     </w:p>
     <w:p>
@@ -458,7 +176,14 @@
         <w:t>Email:</w:t>
       </w:r>
       <w:r>
-        <w:t xml:space="preserve"> counsel@birthright.live</w:t>
+        <w:t xml:space="preserve"> </w:t>
+      </w:r>
+      <w:r>
+        <w:rPr>
+          <w:rFonts w:ascii="Consolas" w:hAnsi="Consolas"/>
+          <w:sz w:val="20"/>
+        </w:rPr>
+        <w:t>counsel@birthright.live</w:t>
       </w:r>
     </w:p>
     <w:p>
@@ -472,7 +197,17 @@
         <w:t>Password:</w:t>
       </w:r>
       <w:r>
-        <w:t xml:space="preserve"> counsel-review-2026 *(change on first login → Account → Security)*</w:t>
+        <w:t xml:space="preserve"> </w:t>
+      </w:r>
+      <w:r>
+        <w:rPr>
+          <w:rFonts w:ascii="Consolas" w:hAnsi="Consolas"/>
+          <w:sz w:val="20"/>
+        </w:rPr>
+        <w:t>counsel-review-2026</w:t>
+      </w:r>
+      <w:r>
+        <w:t xml:space="preserve"> (rotate on first login → Account → Security).</w:t>
       </w:r>
     </w:p>
     <w:p>
@@ -496,40 +231,60 @@
         <w:t>readonly_admin</w:t>
       </w:r>
       <w:r>
-        <w:t xml:space="preserve"> — read-only across the whole admin console;</w:t>
+        <w:t>. Read-only across the admin console; a small</w:t>
       </w:r>
     </w:p>
     <w:p>
       <w:r>
-        <w:t>a small allow-list lets you post comments and reset your own password.</w:t>
+        <w:t>write allow-list covers comments, redline creation, working-draft</w:t>
       </w:r>
     </w:p>
     <w:p>
       <w:r>
-        <w:t>Every page shows an amber "You are signed in as counsel (read-only)"</w:t>
+        <w:t>uploads, and self-service password reset.</w:t>
       </w:r>
     </w:p>
     <w:p>
       <w:r>
-        <w:t>banner. That's expected, not an error.</w:t>
+        <w:t>A persistent "Counsel review · read-only" banner shows across the</w:t>
       </w:r>
     </w:p>
+    <w:p>
+      <w:r>
+        <w:t>session. Every request from your session is logged to an internal audit</w:t>
+      </w:r>
+    </w:p>
+    <w:p>
+      <w:r>
+        <w:t>trail (URL, method, response status, IP, user-agent, timestamp); your</w:t>
+      </w:r>
+    </w:p>
+    <w:p>
+      <w:r>
+        <w:t>account cannot view any log. Full detail is in the Legal Briefing §11</w:t>
+      </w:r>
+    </w:p>
+    <w:p>
+      <w:r>
+        <w:t xml:space="preserve">and in the draft </w:t>
+      </w:r>
+      <w:r>
+        <w:rPr>
+          <w:b/>
+        </w:rPr>
+        <w:t>Counsel Terms of Access</w:t>
+      </w:r>
+      <w:r>
+        <w:t>.</w:t>
+      </w:r>
+    </w:p>
+    <w:p/>
     <w:p>
       <w:pPr>
         <w:pStyle w:val="Heading2"/>
       </w:pPr>
       <w:r>
-        <w:t>3. Per-Function Fast Paths</w:t>
-      </w:r>
-    </w:p>
-    <w:p>
-      <w:r>
-        <w:t>For every task in a review cycle, here is the cheapest way to do it —</w:t>
-      </w:r>
-    </w:p>
-    <w:p>
-      <w:r>
-        <w:t>and where we recommend you push work back to Birthright's admin.</w:t>
+        <w:t>3 · Per-Function Options</w:t>
       </w:r>
     </w:p>
     <w:p>
@@ -537,7 +292,7 @@
         <w:pStyle w:val="Heading3"/>
       </w:pPr>
       <w:r>
-        <w:t>3.1 Read a legal document</w:t>
+        <w:t>3.1 Read a draft</w:t>
       </w:r>
     </w:p>
     <w:p>
@@ -548,10 +303,10 @@
         <w:rPr>
           <w:b/>
         </w:rPr>
-        <w:t>Fast path</w:t>
+        <w:t>Paper.</w:t>
       </w:r>
       <w:r>
-        <w:t xml:space="preserve"> — Open the paragraph in the </w:t>
+        <w:t xml:space="preserve"> Open the paragraph in </w:t>
       </w:r>
       <w:r>
         <w:rPr>
@@ -563,18 +318,17 @@
     </w:p>
     <w:p>
       <w:r>
-        <w:t>file we sent you. Every draft is embedded in that briefing with its</w:t>
-      </w:r>
-    </w:p>
-    <w:p>
-      <w:r>
-        <w:t xml:space="preserve">section headings intact. Total cost: </w:t>
+        <w:t xml:space="preserve">or the individual draft </w:t>
       </w:r>
       <w:r>
         <w:rPr>
-          <w:b/>
+          <w:rFonts w:ascii="Consolas" w:hAnsi="Consolas"/>
+          <w:sz w:val="20"/>
         </w:rPr>
-        <w:t>0 platform minutes.</w:t>
+        <w:t>.docx</w:t>
+      </w:r>
+      <w:r>
+        <w:t xml:space="preserve"> we sent.</w:t>
       </w:r>
     </w:p>
     <w:p>
@@ -585,10 +339,22 @@
         <w:rPr>
           <w:b/>
         </w:rPr>
-        <w:t>Platform path</w:t>
+        <w:t>Platform.</w:t>
       </w:r>
       <w:r>
-        <w:t xml:space="preserve"> — Visit </w:t>
+        <w:t xml:space="preserve"> </w:t>
+      </w:r>
+      <w:hyperlink r:id="rId9">
+        <w:r>
+          <w:rPr>
+            <w:color w:val="0563C1"/>
+            <w:u w:val="single"/>
+          </w:rPr>
+          <w:t xml:space="preserve">/counsel</w:t>
+        </w:r>
+      </w:hyperlink>
+      <w:r>
+        <w:t xml:space="preserve"> (all drafts) or </w:t>
       </w:r>
       <w:r>
         <w:rPr>
@@ -598,31 +364,12 @@
         <w:t>/legal/&lt;slug&gt;</w:t>
       </w:r>
       <w:r>
-        <w:t xml:space="preserve"> (Terms, Privacy, Cookie</w:t>
-      </w:r>
-    </w:p>
-    <w:p>
-      <w:r>
-        <w:t>Notice, Refunds, Scholarships, Community Standards) for the</w:t>
+        <w:t xml:space="preserve"> for the</w:t>
       </w:r>
     </w:p>
     <w:p>
       <w:r>
         <w:t>rendered public view.</w:t>
-      </w:r>
-    </w:p>
-    <w:p>
-      <w:pPr>
-        <w:pStyle w:val="ListBullet"/>
-      </w:pPr>
-      <w:r>
-        <w:rPr>
-          <w:b/>
-        </w:rPr>
-        <w:t>Push to admin</w:t>
-      </w:r>
-      <w:r>
-        <w:t xml:space="preserve"> — Not applicable; reading is free either way.</w:t>
       </w:r>
     </w:p>
     <w:p>
@@ -641,21 +388,13 @@
         <w:rPr>
           <w:b/>
         </w:rPr>
-        <w:t>Fast path</w:t>
+        <w:t>Paper.</w:t>
       </w:r>
       <w:r>
-        <w:t xml:space="preserve"> — Turn on Track Changes in Word (Review → Track</w:t>
+        <w:t xml:space="preserve"> Track Changes in Word, email back to</w:t>
       </w:r>
     </w:p>
     <w:p>
-      <w:r>
-        <w:t>Changes → For Everyone). Redline the paragraph. Save. Email the</w:t>
-      </w:r>
-    </w:p>
-    <w:p>
-      <w:r>
-        <w:t xml:space="preserve">file back to </w:t>
-      </w:r>
       <w:r>
         <w:rPr>
           <w:rFonts w:ascii="Consolas" w:hAnsi="Consolas"/>
@@ -664,12 +403,7 @@
         <w:t>legal@birthright.live</w:t>
       </w:r>
       <w:r>
-        <w:t>. Total cost: **your usual</w:t>
-      </w:r>
-    </w:p>
-    <w:p>
-      <w:r>
-        <w:t>redlining minutes**, no platform time added.</w:t>
+        <w:t>. Birthright transcribes into the platform.</w:t>
       </w:r>
     </w:p>
     <w:p>
@@ -680,10 +414,10 @@
         <w:rPr>
           <w:b/>
         </w:rPr>
-        <w:t>Platform path</w:t>
+        <w:t>Platform.</w:t>
       </w:r>
       <w:r>
-        <w:t xml:space="preserve"> — Sign in, open </w:t>
+        <w:t xml:space="preserve"> </w:t>
       </w:r>
       <w:hyperlink r:id="rId10">
         <w:r>
@@ -695,28 +429,20 @@
         </w:r>
       </w:hyperlink>
       <w:r>
-        <w:t>,</w:t>
+        <w:t xml:space="preserve"> → select doc → *Add</w:t>
       </w:r>
     </w:p>
     <w:p>
       <w:r>
-        <w:t>select the doc, click *Add redline*, paste the quoted text and</w:t>
+        <w:t>redline* → paste quoted text + suggested replacement + rationale.</w:t>
       </w:r>
     </w:p>
     <w:p>
+      <w:pPr>
+        <w:pStyle w:val="Heading3"/>
+      </w:pPr>
       <w:r>
-        <w:t>suggested replacement, add your rationale, submit. Roughly</w:t>
-      </w:r>
-    </w:p>
-    <w:p>
-      <w:r>
-        <w:rPr>
-          <w:b/>
-        </w:rPr>
-        <w:t>3–5 min per redline</w:t>
-      </w:r>
-      <w:r>
-        <w:t xml:space="preserve"> on the platform.</w:t>
+        <w:t>3.3 See how each redline landed</w:t>
       </w:r>
     </w:p>
     <w:p>
@@ -727,28 +453,15 @@
         <w:rPr>
           <w:b/>
         </w:rPr>
-        <w:t>Push to admin</w:t>
+        <w:t>Automated.</w:t>
       </w:r>
       <w:r>
-        <w:t xml:space="preserve"> — Just email the marked-up doc. **The admin will</w:t>
+        <w:t xml:space="preserve"> You receive a summary email when your roundtrip is</w:t>
       </w:r>
     </w:p>
     <w:p>
       <w:r>
-        <w:t>transcribe each redline into the platform for you.** They do this</w:t>
-      </w:r>
-    </w:p>
-    <w:p>
-      <w:r>
-        <w:t>in ~30 seconds per redline; you avoid a per-redline typing surcharge.</w:t>
-      </w:r>
-    </w:p>
-    <w:p>
-      <w:pPr>
-        <w:pStyle w:val="Heading3"/>
-      </w:pPr>
-      <w:r>
-        <w:t>3.3 See counsel-briefing bundle regenerate after redlines are applied</w:t>
+        <w:t>applied (e.g. _"Terms of Service · 4 accepted, 1 rejected"_).</w:t>
       </w:r>
     </w:p>
     <w:p>
@@ -759,35 +472,18 @@
         <w:rPr>
           <w:b/>
         </w:rPr>
-        <w:t>Fast path</w:t>
+        <w:t>Platform.</w:t>
       </w:r>
       <w:r>
-        <w:t xml:space="preserve"> — You don't do this. The site rebuilds the bundle</w:t>
+        <w:t xml:space="preserve"> Same page as 3.2 → *Roundtrip history*.</w:t>
       </w:r>
     </w:p>
     <w:p>
+      <w:pPr>
+        <w:pStyle w:val="Heading3"/>
+      </w:pPr>
       <w:r>
-        <w:t>automatically after admin applies your roundtrip and emails you the</w:t>
-      </w:r>
-    </w:p>
-    <w:p>
-      <w:r>
-        <w:t xml:space="preserve">fresh </w:t>
-      </w:r>
-      <w:r>
-        <w:rPr>
-          <w:rFonts w:ascii="Consolas" w:hAnsi="Consolas"/>
-          <w:sz w:val="20"/>
-        </w:rPr>
-        <w:t>LEGAL_BRIEFING_FOR_COUNSEL.docx</w:t>
-      </w:r>
-      <w:r>
-        <w:t xml:space="preserve"> on request. Cost: **0</w:t>
-      </w:r>
-    </w:p>
-    <w:p>
-      <w:r>
-        <w:t>platform minutes.**</w:t>
+        <w:t>3.4 Ratify a document</w:t>
       </w:r>
     </w:p>
     <w:p>
@@ -798,157 +494,10 @@
         <w:rPr>
           <w:b/>
         </w:rPr>
-        <w:t>Platform path</w:t>
+        <w:t>Paper.</w:t>
       </w:r>
       <w:r>
-        <w:t xml:space="preserve"> — Not available to you (write-locked; admin only).</w:t>
-      </w:r>
-    </w:p>
-    <w:p>
-      <w:pPr>
-        <w:pStyle w:val="ListBullet"/>
-      </w:pPr>
-      <w:r>
-        <w:rPr>
-          <w:b/>
-        </w:rPr>
-        <w:t>Push to admin</w:t>
-      </w:r>
-      <w:r>
-        <w:t xml:space="preserve"> — Fully already there.</w:t>
-      </w:r>
-    </w:p>
-    <w:p>
-      <w:pPr>
-        <w:pStyle w:val="Heading3"/>
-      </w:pPr>
-      <w:r>
-        <w:t>3.4 See how each of your redlines landed</w:t>
-      </w:r>
-    </w:p>
-    <w:p>
-      <w:pPr>
-        <w:pStyle w:val="ListBullet"/>
-      </w:pPr>
-      <w:r>
-        <w:rPr>
-          <w:b/>
-        </w:rPr>
-        <w:t>Fast path</w:t>
-      </w:r>
-      <w:r>
-        <w:t xml:space="preserve"> — You will receive an </w:t>
-      </w:r>
-      <w:r>
-        <w:rPr>
-          <w:b/>
-        </w:rPr>
-        <w:t>automated summary email</w:t>
-      </w:r>
-      <w:r>
-        <w:t xml:space="preserve"> the</w:t>
-      </w:r>
-    </w:p>
-    <w:p>
-      <w:r>
-        <w:t>moment your roundtrip is applied. Subject reads e.g. *"Roundtrip</w:t>
-      </w:r>
-    </w:p>
-    <w:p>
-      <w:r>
-        <w:t>applied · Terms of Service · 4 accepted, 1 rejected."* The body</w:t>
-      </w:r>
-    </w:p>
-    <w:p>
-      <w:r>
-        <w:t>itemises accepted, rejected, and skipped counts. Cost: **0</w:t>
-      </w:r>
-    </w:p>
-    <w:p>
-      <w:r>
-        <w:t>platform minutes** — the email arrives at your inbox.</w:t>
-      </w:r>
-    </w:p>
-    <w:p>
-      <w:pPr>
-        <w:pStyle w:val="ListBullet"/>
-      </w:pPr>
-      <w:r>
-        <w:rPr>
-          <w:b/>
-        </w:rPr>
-        <w:t>Platform path</w:t>
-      </w:r>
-      <w:r>
-        <w:t xml:space="preserve"> — Sign in, open </w:t>
-      </w:r>
-      <w:hyperlink r:id="rId10">
-        <w:r>
-          <w:rPr>
-            <w:color w:val="0563C1"/>
-            <w:u w:val="single"/>
-          </w:rPr>
-          <w:t xml:space="preserve">/admin/legal/ratifications</w:t>
-        </w:r>
-      </w:hyperlink>
-      <w:r>
-        <w:t>,</w:t>
-      </w:r>
-    </w:p>
-    <w:p>
-      <w:r>
-        <w:t>select the doc, scroll to *Roundtrip history* to see every</w:t>
-      </w:r>
-    </w:p>
-    <w:p>
-      <w:r>
-        <w:t>application with counts and timestamps.</w:t>
-      </w:r>
-    </w:p>
-    <w:p>
-      <w:pPr>
-        <w:pStyle w:val="ListBullet"/>
-      </w:pPr>
-      <w:r>
-        <w:rPr>
-          <w:b/>
-        </w:rPr>
-        <w:t>Push to admin</w:t>
-      </w:r>
-      <w:r>
-        <w:t xml:space="preserve"> — Ask the admin to CC you on any manual</w:t>
-      </w:r>
-    </w:p>
-    <w:p>
-      <w:r>
-        <w:t>application decisions if you want narrative context; otherwise the</w:t>
-      </w:r>
-    </w:p>
-    <w:p>
-      <w:r>
-        <w:t>automated email is enough.</w:t>
-      </w:r>
-    </w:p>
-    <w:p>
-      <w:pPr>
-        <w:pStyle w:val="Heading3"/>
-      </w:pPr>
-      <w:r>
-        <w:t>3.5 Ratify a document (the moment of formal sign-off)</w:t>
-      </w:r>
-    </w:p>
-    <w:p>
-      <w:pPr>
-        <w:pStyle w:val="ListBullet"/>
-      </w:pPr>
-      <w:r>
-        <w:rPr>
-          <w:b/>
-        </w:rPr>
-        <w:t>Fast path</w:t>
-      </w:r>
-      <w:r>
-        <w:t xml:space="preserve"> — Send a one-line email:</w:t>
+        <w:t xml:space="preserve"> One-line email:</w:t>
       </w:r>
     </w:p>
     <w:p>
@@ -960,7 +509,7 @@
           <w:i/>
           <w:color w:val="7C5316"/>
         </w:rPr>
-        <w:t>*"We ratify Terms of Service at v1.0 with the redlines you</w:t>
+        <w:t>_"We ratify Terms of Service at v1.0 with the redlines applied on</w:t>
       </w:r>
     </w:p>
     <w:p>
@@ -972,18 +521,12 @@
           <w:i/>
           <w:color w:val="7C5316"/>
         </w:rPr>
-        <w:t>applied on \[date]. — \[Firm]."*</w:t>
+        <w:t>[date]."_</w:t>
       </w:r>
     </w:p>
     <w:p>
       <w:r>
-        <w:t xml:space="preserve">That email is your ratification of record. Cost: </w:t>
-      </w:r>
-      <w:r>
-        <w:rPr>
-          <w:b/>
-        </w:rPr>
-        <w:t>1 min.</w:t>
+        <w:t>Birthright records the ratification on the platform.</w:t>
       </w:r>
     </w:p>
     <w:p>
@@ -994,10 +537,23 @@
         <w:rPr>
           <w:b/>
         </w:rPr>
-        <w:t>Platform path</w:t>
+        <w:t>Platform.</w:t>
       </w:r>
       <w:r>
-        <w:t xml:space="preserve"> — Not available to you (write-locked; admin only).</w:t>
+        <w:t xml:space="preserve"> Ratification write is admin-only by design — counsel</w:t>
+      </w:r>
+    </w:p>
+    <w:p>
+      <w:r>
+        <w:t>triggers by email; Birthright records.</w:t>
+      </w:r>
+    </w:p>
+    <w:p>
+      <w:pPr>
+        <w:pStyle w:val="Heading3"/>
+      </w:pPr>
+      <w:r>
+        <w:t>3.5 Revoke a ratification (rare)</w:t>
       </w:r>
     </w:p>
     <w:p>
@@ -1008,48 +564,15 @@
         <w:rPr>
           <w:b/>
         </w:rPr>
-        <w:t>Push to admin</w:t>
+        <w:t>Paper.</w:t>
       </w:r>
       <w:r>
-        <w:t xml:space="preserve"> — Admin marks the ratification on</w:t>
-      </w:r>
-    </w:p>
-    <w:p>
-      <w:hyperlink r:id="rId10">
-        <w:r>
-          <w:rPr>
-            <w:color w:val="0563C1"/>
-            <w:u w:val="single"/>
-          </w:rPr>
-          <w:t xml:space="preserve">/admin/legal/ratifications</w:t>
-        </w:r>
-      </w:hyperlink>
-      <w:r>
-        <w:t>, entering your firm name, the date,</w:t>
+        <w:t xml:space="preserve"> One-line email with reason. Draft banner returns</w:t>
       </w:r>
     </w:p>
     <w:p>
       <w:r>
-        <w:t>and a link to your email. The public draft banner turns off</w:t>
-      </w:r>
-    </w:p>
-    <w:p>
-      <w:r>
-        <w:t xml:space="preserve">automatically and a change-log entry appears at </w:t>
-      </w:r>
-      <w:hyperlink r:id="rId11">
-        <w:r>
-          <w:rPr>
-            <w:color w:val="0563C1"/>
-            <w:u w:val="single"/>
-          </w:rPr>
-          <w:t xml:space="preserve">/legal/history</w:t>
-        </w:r>
-      </w:hyperlink>
-    </w:p>
-    <w:p>
-      <w:r>
-        <w:t>(also on RSS for anyone subscribed).</w:t>
+        <w:t>instantly once Birthright records the revoke.</w:t>
       </w:r>
     </w:p>
     <w:p>
@@ -1057,7 +580,7 @@
         <w:pStyle w:val="Heading3"/>
       </w:pPr>
       <w:r>
-        <w:t>3.6 Revoke a ratification (rare — e.g., a mandatory law change)</w:t>
+        <w:t>3.6 Track what you've reviewed (checklist)</w:t>
       </w:r>
     </w:p>
     <w:p>
@@ -1068,31 +591,10 @@
         <w:rPr>
           <w:b/>
         </w:rPr>
-        <w:t>Fast path</w:t>
+        <w:t>Off-platform.</w:t>
       </w:r>
       <w:r>
-        <w:t xml:space="preserve"> — Email </w:t>
-      </w:r>
-      <w:r>
-        <w:rPr>
-          <w:rFonts w:ascii="Consolas" w:hAnsi="Consolas"/>
-          <w:sz w:val="20"/>
-        </w:rPr>
-        <w:t>legal@birthright.live</w:t>
-      </w:r>
-      <w:r>
-        <w:t xml:space="preserve"> with a one-line reason.</w:t>
-      </w:r>
-    </w:p>
-    <w:p>
-      <w:r>
-        <w:t xml:space="preserve">Cost: </w:t>
-      </w:r>
-      <w:r>
-        <w:rPr>
-          <w:b/>
-        </w:rPr>
-        <w:t>1 min.</w:t>
+        <w:t xml:space="preserve"> Any matter file works.</w:t>
       </w:r>
     </w:p>
     <w:p>
@@ -1103,10 +605,35 @@
         <w:rPr>
           <w:b/>
         </w:rPr>
-        <w:t>Platform path</w:t>
+        <w:t>Platform.</w:t>
       </w:r>
       <w:r>
-        <w:t xml:space="preserve"> — Not available to you.</w:t>
+        <w:t xml:space="preserve"> </w:t>
+      </w:r>
+      <w:hyperlink r:id="rId11">
+        <w:r>
+          <w:rPr>
+            <w:color w:val="0563C1"/>
+            <w:u w:val="single"/>
+          </w:rPr>
+          <w:t xml:space="preserve">/admin/counsel-review</w:t>
+        </w:r>
+      </w:hyperlink>
+      <w:r>
+        <w:t xml:space="preserve"> — tick each row, initials,</w:t>
+      </w:r>
+    </w:p>
+    <w:p>
+      <w:r>
+        <w:t>optional note. Persists indefinitely as the durable sign-off.</w:t>
+      </w:r>
+    </w:p>
+    <w:p>
+      <w:pPr>
+        <w:pStyle w:val="Heading3"/>
+      </w:pPr>
+      <w:r>
+        <w:t>3.7 Read the change log of ratifications</w:t>
       </w:r>
     </w:p>
     <w:p>
@@ -1117,23 +644,25 @@
         <w:rPr>
           <w:b/>
         </w:rPr>
-        <w:t>Push to admin</w:t>
+        <w:t>RSS.</w:t>
       </w:r>
       <w:r>
-        <w:t xml:space="preserve"> — Admin clicks *Revoke ratification*; the draft</w:t>
+        <w:t xml:space="preserve"> </w:t>
+      </w:r>
+      <w:r>
+        <w:rPr>
+          <w:rFonts w:ascii="Consolas" w:hAnsi="Consolas"/>
+          <w:sz w:val="20"/>
+        </w:rPr>
+        <w:t>https://birthright.live/api/legal/history.rss</w:t>
+      </w:r>
+      <w:r>
+        <w:t xml:space="preserve"> — every</w:t>
       </w:r>
     </w:p>
     <w:p>
       <w:r>
-        <w:t>banner returns instantly.</w:t>
-      </w:r>
-    </w:p>
-    <w:p>
-      <w:pPr>
-        <w:pStyle w:val="Heading3"/>
-      </w:pPr>
-      <w:r>
-        <w:t>3.7 Track what you've reviewed (checklist)</w:t>
+        <w:t>ratification lands there automatically.</w:t>
       </w:r>
     </w:p>
     <w:p>
@@ -1144,204 +673,12 @@
         <w:rPr>
           <w:b/>
         </w:rPr>
-        <w:t>Fast path</w:t>
+        <w:t>Platform.</w:t>
       </w:r>
       <w:r>
-        <w:t xml:space="preserve"> — Track internally in your firm's matter file. Cost:</w:t>
-      </w:r>
-    </w:p>
-    <w:p>
-      <w:r>
-        <w:rPr>
-          <w:b/>
-        </w:rPr>
-        <w:t>0 platform minutes.</w:t>
-      </w:r>
-    </w:p>
-    <w:p>
-      <w:pPr>
-        <w:pStyle w:val="ListBullet"/>
-      </w:pPr>
-      <w:r>
-        <w:rPr>
-          <w:b/>
-        </w:rPr>
-        <w:t>Platform path</w:t>
-      </w:r>
-      <w:r>
-        <w:t xml:space="preserve"> — Sign in, open </w:t>
+        <w:t xml:space="preserve"> </w:t>
       </w:r>
       <w:hyperlink r:id="rId12">
-        <w:r>
-          <w:rPr>
-            <w:color w:val="0563C1"/>
-            <w:u w:val="single"/>
-          </w:rPr>
-          <w:t xml:space="preserve">/admin/legal-docs</w:t>
-        </w:r>
-      </w:hyperlink>
-      <w:r>
-        <w:t>, tick each</w:t>
-      </w:r>
-    </w:p>
-    <w:p>
-      <w:r>
-        <w:t>row's checklist and enter your initials. ~10 seconds per row.</w:t>
-      </w:r>
-    </w:p>
-    <w:p>
-      <w:pPr>
-        <w:pStyle w:val="ListBullet"/>
-      </w:pPr>
-      <w:r>
-        <w:rPr>
-          <w:b/>
-        </w:rPr>
-        <w:t>Push to admin</w:t>
-      </w:r>
-      <w:r>
-        <w:t xml:space="preserve"> — When you email that you've completed a set,</w:t>
-      </w:r>
-    </w:p>
-    <w:p>
-      <w:r>
-        <w:t>the admin will tick the boxes for you and note "counsel confirmed</w:t>
-      </w:r>
-    </w:p>
-    <w:p>
-      <w:r>
-        <w:t>via email \[date]." You never touch the platform.</w:t>
-      </w:r>
-    </w:p>
-    <w:p>
-      <w:pPr>
-        <w:pStyle w:val="Heading3"/>
-      </w:pPr>
-      <w:r>
-        <w:t>3.8 View activity log of your own account</w:t>
-      </w:r>
-    </w:p>
-    <w:p>
-      <w:pPr>
-        <w:pStyle w:val="ListBullet"/>
-      </w:pPr>
-      <w:r>
-        <w:rPr>
-          <w:b/>
-        </w:rPr>
-        <w:t>You cannot see this by design.</w:t>
-      </w:r>
-      <w:r>
-        <w:t xml:space="preserve"> Only full admins can view</w:t>
-      </w:r>
-    </w:p>
-    <w:p>
-      <w:hyperlink r:id="rId13">
-        <w:r>
-          <w:rPr>
-            <w:color w:val="0563C1"/>
-            <w:u w:val="single"/>
-          </w:rPr>
-          <w:t xml:space="preserve">/admin/counsel-activity</w:t>
-        </w:r>
-      </w:hyperlink>
-      <w:r>
-        <w:t>. This is a bilateral protection — it</w:t>
-      </w:r>
-    </w:p>
-    <w:p>
-      <w:r>
-        <w:t>shows Birthright that only accounts you sanctioned accessed the</w:t>
-      </w:r>
-    </w:p>
-    <w:p>
-      <w:r>
-        <w:t>material, and it protects Birthright against a hostile actor</w:t>
-      </w:r>
-    </w:p>
-    <w:p>
-      <w:r>
-        <w:t>tampering with the log.</w:t>
-      </w:r>
-    </w:p>
-    <w:p>
-      <w:pPr>
-        <w:pStyle w:val="ListBullet"/>
-      </w:pPr>
-      <w:r>
-        <w:rPr>
-          <w:b/>
-        </w:rPr>
-        <w:t>Push to admin</w:t>
-      </w:r>
-      <w:r>
-        <w:t xml:space="preserve"> — Ask the admin to email you a monthly digest of</w:t>
-      </w:r>
-    </w:p>
-    <w:p>
-      <w:r>
-        <w:t>your session's access log if your firm wants it for its file.</w:t>
-      </w:r>
-    </w:p>
-    <w:p>
-      <w:pPr>
-        <w:pStyle w:val="Heading3"/>
-      </w:pPr>
-      <w:r>
-        <w:t>3.9 Read the change-log of what has been ratified</w:t>
-      </w:r>
-    </w:p>
-    <w:p>
-      <w:pPr>
-        <w:pStyle w:val="ListBullet"/>
-      </w:pPr>
-      <w:r>
-        <w:rPr>
-          <w:b/>
-        </w:rPr>
-        <w:t>Fast path</w:t>
-      </w:r>
-      <w:r>
-        <w:t xml:space="preserve"> — Subscribe to the public RSS feed at</w:t>
-      </w:r>
-    </w:p>
-    <w:p>
-      <w:r>
-        <w:rPr>
-          <w:rFonts w:ascii="Consolas" w:hAnsi="Consolas"/>
-          <w:sz w:val="20"/>
-        </w:rPr>
-        <w:t>https://birthright.live/api/legal/history.rss</w:t>
-      </w:r>
-      <w:r>
-        <w:t>. Every ratification</w:t>
-      </w:r>
-    </w:p>
-    <w:p>
-      <w:r>
-        <w:t xml:space="preserve">lands there automatically. Cost: </w:t>
-      </w:r>
-      <w:r>
-        <w:rPr>
-          <w:b/>
-        </w:rPr>
-        <w:t>once to set up your feed reader.</w:t>
-      </w:r>
-    </w:p>
-    <w:p>
-      <w:pPr>
-        <w:pStyle w:val="ListBullet"/>
-      </w:pPr>
-      <w:r>
-        <w:rPr>
-          <w:b/>
-        </w:rPr>
-        <w:t>Platform path</w:t>
-      </w:r>
-      <w:r>
-        <w:t xml:space="preserve"> — Visit </w:t>
-      </w:r>
-      <w:hyperlink r:id="rId11">
         <w:r>
           <w:rPr>
             <w:color w:val="0563C1"/>
@@ -1356,34 +693,34 @@
     </w:p>
     <w:p>
       <w:pPr>
-        <w:pStyle w:val="ListBullet"/>
+        <w:pStyle w:val="Heading3"/>
       </w:pPr>
       <w:r>
-        <w:rPr>
-          <w:b/>
-        </w:rPr>
-        <w:t>Push to admin</w:t>
-      </w:r>
-      <w:r>
-        <w:t xml:space="preserve"> — Not needed; both are free.</w:t>
+        <w:t>3.8 Your session activity log</w:t>
       </w:r>
     </w:p>
+    <w:p>
+      <w:r>
+        <w:t>By design, counsel cannot view any activity log — including your own.</w:t>
+      </w:r>
+    </w:p>
+    <w:p>
+      <w:r>
+        <w:t>This protects the audit trail from a compromised session. Birthright</w:t>
+      </w:r>
+    </w:p>
+    <w:p>
+      <w:r>
+        <w:t>can email a periodic export of your session log to your firm on request.</w:t>
+      </w:r>
+    </w:p>
+    <w:p/>
     <w:p>
       <w:pPr>
         <w:pStyle w:val="Heading2"/>
       </w:pPr>
       <w:r>
-        <w:t>4. What Only YOU Should Do (Do Not Push to Admin)</w:t>
-      </w:r>
-    </w:p>
-    <w:p>
-      <w:r>
-        <w:t>These functions cost billable time no matter what, and should be</w:t>
-      </w:r>
-    </w:p>
-    <w:p>
-      <w:r>
-        <w:t>done by counsel personally to keep the professional record clean:</w:t>
+        <w:t>4 · Escalation</w:t>
       </w:r>
     </w:p>
     <w:p>
@@ -1391,16 +728,33 @@
         <w:pStyle w:val="ListBullet"/>
       </w:pPr>
       <w:r>
-        <w:t xml:space="preserve">The </w:t>
+        <w:rPr>
+          <w:b/>
+        </w:rPr>
+        <w:t>Priority One document blocked &gt; 5 business days.</w:t>
+      </w:r>
+      <w:r>
+        <w:t xml:space="preserve"> Email the</w:t>
+      </w:r>
+    </w:p>
+    <w:p>
+      <w:r>
+        <w:t xml:space="preserve">Executive Director at </w:t>
       </w:r>
       <w:r>
         <w:rPr>
-          <w:b/>
+          <w:rFonts w:ascii="Consolas" w:hAnsi="Consolas"/>
+          <w:sz w:val="20"/>
         </w:rPr>
-        <w:t>substantive legal analysis</w:t>
+        <w:t>mr.reagan@gmail.com</w:t>
       </w:r>
       <w:r>
-        <w:t xml:space="preserve"> on the drafts.</w:t>
+        <w:t xml:space="preserve"> for the interim-counsel</w:t>
+      </w:r>
+    </w:p>
+    <w:p>
+      <w:r>
+        <w:t>option.</w:t>
       </w:r>
     </w:p>
     <w:p>
@@ -1408,106 +762,14 @@
         <w:pStyle w:val="ListBullet"/>
       </w:pPr>
       <w:r>
-        <w:t xml:space="preserve">The </w:t>
-      </w:r>
-      <w:r>
         <w:rPr>
           <w:b/>
         </w:rPr>
-        <w:t>rewording of any redline</w:t>
+        <w:t>Suspected data-protection incident.</w:t>
       </w:r>
       <w:r>
-        <w:t xml:space="preserve"> whose new text you propose.</w:t>
+        <w:t xml:space="preserve"> Email </w:t>
       </w:r>
-    </w:p>
-    <w:p>
-      <w:pPr>
-        <w:pStyle w:val="ListBullet"/>
-      </w:pPr>
-      <w:r>
-        <w:t xml:space="preserve">The final </w:t>
-      </w:r>
-      <w:r>
-        <w:rPr>
-          <w:b/>
-        </w:rPr>
-        <w:t>email of ratification</w:t>
-      </w:r>
-      <w:r>
-        <w:t xml:space="preserve"> for each document.</w:t>
-      </w:r>
-    </w:p>
-    <w:p>
-      <w:pPr>
-        <w:pStyle w:val="ListBullet"/>
-      </w:pPr>
-      <w:r>
-        <w:t xml:space="preserve">Any advice on </w:t>
-      </w:r>
-      <w:r>
-        <w:rPr>
-          <w:b/>
-        </w:rPr>
-        <w:t>licensing, insurance, or dispute-jurisdiction</w:t>
-      </w:r>
-    </w:p>
-    <w:p>
-      <w:r>
-        <w:t>choices flagged in the drafts.</w:t>
-      </w:r>
-    </w:p>
-    <w:p>
-      <w:r>
-        <w:t>Everything else in this guide can be pushed to admin.</w:t>
-      </w:r>
-    </w:p>
-    <w:p>
-      <w:pPr>
-        <w:pStyle w:val="Heading2"/>
-      </w:pPr>
-      <w:r>
-        <w:t>5. Emergency &amp; Escalation</w:t>
-      </w:r>
-    </w:p>
-    <w:p>
-      <w:pPr>
-        <w:pStyle w:val="ListBullet"/>
-      </w:pPr>
-      <w:r>
-        <w:t>Ratifying counsel unavailable for &gt; 5 business days on an</w:t>
-      </w:r>
-    </w:p>
-    <w:p>
-      <w:r>
-        <w:t>Essential Section A document? Email</w:t>
-      </w:r>
-    </w:p>
-    <w:p>
-      <w:r>
-        <w:rPr>
-          <w:rFonts w:ascii="Consolas" w:hAnsi="Consolas"/>
-          <w:sz w:val="20"/>
-        </w:rPr>
-        <w:t>james@birthright.live</w:t>
-      </w:r>
-      <w:r>
-        <w:t xml:space="preserve"> (Executive Director) to trigger the</w:t>
-      </w:r>
-    </w:p>
-    <w:p>
-      <w:r>
-        <w:t>interim-counsel option.</w:t>
-      </w:r>
-    </w:p>
-    <w:p>
-      <w:pPr>
-        <w:pStyle w:val="ListBullet"/>
-      </w:pPr>
-      <w:r>
-        <w:t>Suspected data-protection incident? Email</w:t>
-      </w:r>
-    </w:p>
-    <w:p>
       <w:r>
         <w:rPr>
           <w:rFonts w:ascii="Consolas" w:hAnsi="Consolas"/>
@@ -1515,16 +777,19 @@
         </w:rPr>
         <w:t>security@birthright.live</w:t>
       </w:r>
+    </w:p>
+    <w:p>
       <w:r>
-        <w:t xml:space="preserve"> and phone the ED.</w:t>
+        <w:t>and copy the Executive Director.</w:t>
       </w:r>
     </w:p>
+    <w:p/>
     <w:p>
       <w:pPr>
         <w:pStyle w:val="Heading2"/>
       </w:pPr>
       <w:r>
-        <w:t>6. Change Log for This Guide</w:t>
+        <w:t>5 · Change Log</w:t>
       </w:r>
     </w:p>
     <w:tbl>
@@ -1594,31 +859,37 @@
           <w:p>
             <w:r/>
             <w:r>
-              <w:t>v1.0 — initial counsel guide, per-function billable-time fast paths</w:t>
+              <w:t>v1.0 — initial guide.</w:t>
+            </w:r>
+          </w:p>
+        </w:tc>
+      </w:tr>
+      <w:tr>
+        <w:tc>
+          <w:tcPr>
+            <w:tcW w:type="dxa" w:w="4824"/>
+          </w:tcPr>
+          <w:p>
+            <w:r/>
+            <w:r>
+              <w:t>2026-02-06</w:t>
+            </w:r>
+          </w:p>
+        </w:tc>
+        <w:tc>
+          <w:tcPr>
+            <w:tcW w:type="dxa" w:w="4824"/>
+          </w:tcPr>
+          <w:p>
+            <w:r/>
+            <w:r>
+              <w:t>v1.1 — tightened; Priority One / Priority Two terminology.</w:t>
             </w:r>
           </w:p>
         </w:tc>
       </w:tr>
     </w:tbl>
     <w:p/>
-    <w:p/>
-    <w:p>
-      <w:r>
-        <w:t>*This guide itself is a first draft. Suggestions welcome via</w:t>
-      </w:r>
-    </w:p>
-    <w:p>
-      <w:r>
-        <w:rPr>
-          <w:rFonts w:ascii="Consolas" w:hAnsi="Consolas"/>
-          <w:sz w:val="20"/>
-        </w:rPr>
-        <w:t>legal@birthright.live</w:t>
-      </w:r>
-      <w:r>
-        <w:t>.*</w:t>
-      </w:r>
-    </w:p>
     <w:sectPr>
       <w:pgSz w:w="12240" w:h="15840"/>
       <w:pgMar w:top="1152" w:right="1296" w:bottom="1152" w:left="1296" w:header="720" w:footer="720" w:gutter="0"/>

--- a/backend/legal_docs/00a-counsel-user-guide.docx
+++ b/backend/legal_docs/00a-counsel-user-guide.docx
@@ -17,12 +17,7 @@
     </w:p>
     <w:p>
       <w:r>
-        <w:t>A quick-reference for outside counsel working with Birthright's platform.</w:t>
-      </w:r>
-    </w:p>
-    <w:p>
-      <w:r>
-        <w:t xml:space="preserve">Every function has a </w:t>
+        <w:t xml:space="preserve">A quick-reference for outside counsel working with Birthright's platform. Every function has a </w:t>
       </w:r>
       <w:r>
         <w:rPr>
@@ -41,12 +36,16 @@
         <w:t>.docx</w:t>
       </w:r>
       <w:r>
-        <w:t>) and a **platform</w:t>
+        <w:t xml:space="preserve">) and a </w:t>
       </w:r>
-    </w:p>
-    <w:p>
       <w:r>
-        <w:t>path**. Use whichever fits your workflow.</w:t>
+        <w:rPr>
+          <w:b/>
+        </w:rPr>
+        <w:t>platform path</w:t>
+      </w:r>
+      <w:r>
+        <w:t>. Use whichever fits your workflow.</w:t>
       </w:r>
     </w:p>
     <w:p>
@@ -231,42 +230,12 @@
         <w:t>readonly_admin</w:t>
       </w:r>
       <w:r>
-        <w:t>. Read-only across the admin console; a small</w:t>
+        <w:t>. Read-only across the admin console; a small write allow-list covers comments, redline creation, working-draft uploads, and self-service password reset.</w:t>
       </w:r>
     </w:p>
     <w:p>
       <w:r>
-        <w:t>write allow-list covers comments, redline creation, working-draft</w:t>
-      </w:r>
-    </w:p>
-    <w:p>
-      <w:r>
-        <w:t>uploads, and self-service password reset.</w:t>
-      </w:r>
-    </w:p>
-    <w:p>
-      <w:r>
-        <w:t>A persistent "Counsel review · read-only" banner shows across the</w:t>
-      </w:r>
-    </w:p>
-    <w:p>
-      <w:r>
-        <w:t>session. Every request from your session is logged to an internal audit</w:t>
-      </w:r>
-    </w:p>
-    <w:p>
-      <w:r>
-        <w:t>trail (URL, method, response status, IP, user-agent, timestamp); your</w:t>
-      </w:r>
-    </w:p>
-    <w:p>
-      <w:r>
-        <w:t>account cannot view any log. Full detail is in the Legal Briefing §11</w:t>
-      </w:r>
-    </w:p>
-    <w:p>
-      <w:r>
-        <w:t xml:space="preserve">and in the draft </w:t>
+        <w:t xml:space="preserve">A persistent "Counsel review · read-only" banner shows across the session. Every request from your session is logged to an internal audit trail (URL, method, response status, IP, user-agent, timestamp); your account cannot view any log. Full detail is in the Legal Briefing §11 and in the draft </w:t>
       </w:r>
       <w:r>
         <w:rPr>
@@ -315,10 +284,8 @@
         </w:rPr>
         <w:t>LEGAL_BRIEFING_FOR_COUNSEL.docx</w:t>
       </w:r>
-    </w:p>
-    <w:p>
       <w:r>
-        <w:t xml:space="preserve">or the individual draft </w:t>
+        <w:t xml:space="preserve"> or the individual draft </w:t>
       </w:r>
       <w:r>
         <w:rPr>
@@ -364,12 +331,7 @@
         <w:t>/legal/&lt;slug&gt;</w:t>
       </w:r>
       <w:r>
-        <w:t xml:space="preserve"> for the</w:t>
-      </w:r>
-    </w:p>
-    <w:p>
-      <w:r>
-        <w:t>rendered public view.</w:t>
+        <w:t xml:space="preserve"> for the rendered public view.</w:t>
       </w:r>
     </w:p>
     <w:p>
@@ -391,10 +353,8 @@
         <w:t>Paper.</w:t>
       </w:r>
       <w:r>
-        <w:t xml:space="preserve"> Track Changes in Word, email back to</w:t>
+        <w:t xml:space="preserve"> Track Changes in Word, email back to </w:t>
       </w:r>
-    </w:p>
-    <w:p>
       <w:r>
         <w:rPr>
           <w:rFonts w:ascii="Consolas" w:hAnsi="Consolas"/>
@@ -429,12 +389,7 @@
         </w:r>
       </w:hyperlink>
       <w:r>
-        <w:t xml:space="preserve"> → select doc → *Add</w:t>
-      </w:r>
-    </w:p>
-    <w:p>
-      <w:r>
-        <w:t>redline* → paste quoted text + suggested replacement + rationale.</w:t>
+        <w:t xml:space="preserve"> → select doc → *Add redline* → paste quoted text + suggested replacement + rationale.</w:t>
       </w:r>
     </w:p>
     <w:p>
@@ -456,12 +411,7 @@
         <w:t>Automated.</w:t>
       </w:r>
       <w:r>
-        <w:t xml:space="preserve"> You receive a summary email when your roundtrip is</w:t>
-      </w:r>
-    </w:p>
-    <w:p>
-      <w:r>
-        <w:t>applied (e.g. _"Terms of Service · 4 accepted, 1 rejected"_).</w:t>
+        <w:t xml:space="preserve"> You receive a summary email when your roundtrip is applied (e.g. _"Terms of Service · 4 accepted, 1 rejected"_).</w:t>
       </w:r>
     </w:p>
     <w:p>
@@ -497,36 +447,7 @@
         <w:t>Paper.</w:t>
       </w:r>
       <w:r>
-        <w:t xml:space="preserve"> One-line email:</w:t>
-      </w:r>
-    </w:p>
-    <w:p>
-      <w:pPr>
-        <w:ind w:left="288"/>
-      </w:pPr>
-      <w:r>
-        <w:rPr>
-          <w:i/>
-          <w:color w:val="7C5316"/>
-        </w:rPr>
-        <w:t>_"We ratify Terms of Service at v1.0 with the redlines applied on</w:t>
-      </w:r>
-    </w:p>
-    <w:p>
-      <w:pPr>
-        <w:ind w:left="288"/>
-      </w:pPr>
-      <w:r>
-        <w:rPr>
-          <w:i/>
-          <w:color w:val="7C5316"/>
-        </w:rPr>
-        <w:t>[date]."_</w:t>
-      </w:r>
-    </w:p>
-    <w:p>
-      <w:r>
-        <w:t>Birthright records the ratification on the platform.</w:t>
+        <w:t xml:space="preserve"> One-line email: &gt; _"We ratify Terms of Service at v1.0 with the redlines applied on &gt; [date]."_ Birthright records the ratification on the platform.</w:t>
       </w:r>
     </w:p>
     <w:p>
@@ -540,12 +461,7 @@
         <w:t>Platform.</w:t>
       </w:r>
       <w:r>
-        <w:t xml:space="preserve"> Ratification write is admin-only by design — counsel</w:t>
-      </w:r>
-    </w:p>
-    <w:p>
-      <w:r>
-        <w:t>triggers by email; Birthright records.</w:t>
+        <w:t xml:space="preserve"> Ratification write is admin-only by design — counsel triggers by email; Birthright records.</w:t>
       </w:r>
     </w:p>
     <w:p>
@@ -567,12 +483,7 @@
         <w:t>Paper.</w:t>
       </w:r>
       <w:r>
-        <w:t xml:space="preserve"> One-line email with reason. Draft banner returns</w:t>
-      </w:r>
-    </w:p>
-    <w:p>
-      <w:r>
-        <w:t>instantly once Birthright records the revoke.</w:t>
+        <w:t xml:space="preserve"> One-line email with reason. Draft banner returns instantly once Birthright records the revoke.</w:t>
       </w:r>
     </w:p>
     <w:p>
@@ -620,12 +531,7 @@
         </w:r>
       </w:hyperlink>
       <w:r>
-        <w:t xml:space="preserve"> — tick each row, initials,</w:t>
-      </w:r>
-    </w:p>
-    <w:p>
-      <w:r>
-        <w:t>optional note. Persists indefinitely as the durable sign-off.</w:t>
+        <w:t xml:space="preserve"> — tick each row, initials, optional note. Persists indefinitely as the durable sign-off.</w:t>
       </w:r>
     </w:p>
     <w:p>
@@ -657,12 +563,7 @@
         <w:t>https://birthright.live/api/legal/history.rss</w:t>
       </w:r>
       <w:r>
-        <w:t xml:space="preserve"> — every</w:t>
-      </w:r>
-    </w:p>
-    <w:p>
-      <w:r>
-        <w:t>ratification lands there automatically.</w:t>
+        <w:t xml:space="preserve"> — every ratification lands there automatically.</w:t>
       </w:r>
     </w:p>
     <w:p>
@@ -701,17 +602,7 @@
     </w:p>
     <w:p>
       <w:r>
-        <w:t>By design, counsel cannot view any activity log — including your own.</w:t>
-      </w:r>
-    </w:p>
-    <w:p>
-      <w:r>
-        <w:t>This protects the audit trail from a compromised session. Birthright</w:t>
-      </w:r>
-    </w:p>
-    <w:p>
-      <w:r>
-        <w:t>can email a periodic export of your session log to your firm on request.</w:t>
+        <w:t>By design, counsel cannot view any activity log — including your own. This protects the audit trail from a compromised session. Birthright can email a periodic export of your session log to your firm on request.</w:t>
       </w:r>
     </w:p>
     <w:p/>
@@ -734,12 +625,7 @@
         <w:t>Priority One document blocked &gt; 5 business days.</w:t>
       </w:r>
       <w:r>
-        <w:t xml:space="preserve"> Email the</w:t>
-      </w:r>
-    </w:p>
-    <w:p>
-      <w:r>
-        <w:t xml:space="preserve">Executive Director at </w:t>
+        <w:t xml:space="preserve"> Email the Executive Director at </w:t>
       </w:r>
       <w:r>
         <w:rPr>
@@ -749,12 +635,7 @@
         <w:t>mr.reagan@gmail.com</w:t>
       </w:r>
       <w:r>
-        <w:t xml:space="preserve"> for the interim-counsel</w:t>
-      </w:r>
-    </w:p>
-    <w:p>
-      <w:r>
-        <w:t>option.</w:t>
+        <w:t xml:space="preserve"> for the interim-counsel option.</w:t>
       </w:r>
     </w:p>
     <w:p>
@@ -777,10 +658,8 @@
         </w:rPr>
         <w:t>security@birthright.live</w:t>
       </w:r>
-    </w:p>
-    <w:p>
       <w:r>
-        <w:t>and copy the Executive Director.</w:t>
+        <w:t xml:space="preserve"> and copy the Executive Director.</w:t>
       </w:r>
     </w:p>
     <w:p/>
@@ -799,13 +678,13 @@
         <w:tblLook w:firstColumn="1" w:firstRow="1" w:lastColumn="0" w:lastRow="0" w:noHBand="0" w:noVBand="1" w:val="04A0"/>
       </w:tblPr>
       <w:tblGrid>
-        <w:gridCol w:w="4824"/>
-        <w:gridCol w:w="4824"/>
+        <w:gridCol w:w="4680"/>
+        <w:gridCol w:w="4680"/>
       </w:tblGrid>
       <w:tr>
         <w:tc>
           <w:tcPr>
-            <w:tcW w:type="dxa" w:w="4824"/>
+            <w:tcW w:type="dxa" w:w="4680"/>
           </w:tcPr>
           <w:p>
             <w:r>
@@ -823,7 +702,7 @@
         </w:tc>
         <w:tc>
           <w:tcPr>
-            <w:tcW w:type="dxa" w:w="4824"/>
+            <w:tcW w:type="dxa" w:w="4680"/>
           </w:tcPr>
           <w:p>
             <w:r>
@@ -843,7 +722,7 @@
       <w:tr>
         <w:tc>
           <w:tcPr>
-            <w:tcW w:type="dxa" w:w="4824"/>
+            <w:tcW w:type="dxa" w:w="4680"/>
           </w:tcPr>
           <w:p>
             <w:r/>
@@ -854,7 +733,7 @@
         </w:tc>
         <w:tc>
           <w:tcPr>
-            <w:tcW w:type="dxa" w:w="4824"/>
+            <w:tcW w:type="dxa" w:w="4680"/>
           </w:tcPr>
           <w:p>
             <w:r/>
@@ -867,7 +746,7 @@
       <w:tr>
         <w:tc>
           <w:tcPr>
-            <w:tcW w:type="dxa" w:w="4824"/>
+            <w:tcW w:type="dxa" w:w="4680"/>
           </w:tcPr>
           <w:p>
             <w:r/>
@@ -878,7 +757,7 @@
         </w:tc>
         <w:tc>
           <w:tcPr>
-            <w:tcW w:type="dxa" w:w="4824"/>
+            <w:tcW w:type="dxa" w:w="4680"/>
           </w:tcPr>
           <w:p>
             <w:r/>
@@ -892,7 +771,7 @@
     <w:p/>
     <w:sectPr>
       <w:pgSz w:w="12240" w:h="15840"/>
-      <w:pgMar w:top="1152" w:right="1296" w:bottom="1152" w:left="1296" w:header="720" w:footer="720" w:gutter="0"/>
+      <w:pgMar w:top="1440" w:right="1440" w:bottom="1440" w:left="1440" w:header="720" w:footer="720" w:gutter="0"/>
       <w:cols w:space="720"/>
       <w:docGrid w:linePitch="360"/>
     </w:sectPr>
@@ -1263,6 +1142,9 @@
     <w:name w:val="Normal"/>
     <w:qFormat/>
     <w:rsid w:val="00FC693F"/>
+    <w:pPr>
+      <w:spacing w:line="240" w:lineRule="auto" w:before="0" w:after="120"/>
+    </w:pPr>
     <w:rPr>
       <w:rFonts w:ascii="Calibri" w:hAnsi="Calibri"/>
       <w:sz w:val="22"/>

--- a/backend/legal_docs/00a-counsel-user-guide.docx
+++ b/backend/legal_docs/00a-counsel-user-guide.docx
@@ -100,7 +100,7 @@
         <w:pStyle w:val="ListNumber"/>
       </w:pPr>
       <w:r>
-        <w:t>Redline drafts in Word offline (Track Changes on).</w:t>
+        <w:t>Comment on drafts in Word offline.</w:t>
       </w:r>
     </w:p>
     <w:p>
@@ -126,12 +126,36 @@
         <w:pStyle w:val="ListNumber"/>
       </w:pPr>
       <w:r>
-        <w:t>Birthright applies the redlines back into the platform.</w:t>
+        <w:t>Birthright applies the comments back into the platform.</w:t>
       </w:r>
     </w:p>
     <w:p>
       <w:r>
         <w:t>Everything below is available if you prefer platform-side work.</w:t>
+      </w:r>
+    </w:p>
+    <w:p>
+      <w:r>
+        <w:t xml:space="preserve">_Note: the inline </w:t>
+      </w:r>
+      <w:r>
+        <w:rPr>
+          <w:b/>
+        </w:rPr>
+        <w:t>redline</w:t>
+      </w:r>
+      <w:r>
+        <w:t xml:space="preserve"> workflow (track-changes export / import round-trip on the platform) is temporarily disabled while it is being simplified. Comments are fully live; redlines can be handled by email </w:t>
+      </w:r>
+      <w:r>
+        <w:rPr>
+          <w:rFonts w:ascii="Consolas" w:hAnsi="Consolas"/>
+          <w:sz w:val="20"/>
+        </w:rPr>
+        <w:t>.docx</w:t>
+      </w:r>
+      <w:r>
+        <w:t xml:space="preserve"> in the interim._</w:t>
       </w:r>
     </w:p>
     <w:p/>
@@ -230,7 +254,7 @@
         <w:t>readonly_admin</w:t>
       </w:r>
       <w:r>
-        <w:t>. Read-only across the admin console; a small write allow-list covers comments, redline creation, working-draft uploads, and self-service password reset.</w:t>
+        <w:t>. Read-only across the admin console; a small write allow-list covers comments, working-draft uploads, and self-service password reset.</w:t>
       </w:r>
     </w:p>
     <w:p>
@@ -253,7 +277,91 @@
         <w:pStyle w:val="Heading2"/>
       </w:pPr>
       <w:r>
-        <w:t>3 · Per-Function Options</w:t>
+        <w:t>3 · The Counsel Dashboard</w:t>
+      </w:r>
+    </w:p>
+    <w:p>
+      <w:hyperlink r:id="rId9">
+        <w:r>
+          <w:rPr>
+            <w:color w:val="0563C1"/>
+            <w:u w:val="single"/>
+          </w:rPr>
+          <w:t xml:space="preserve">/counsel</w:t>
+        </w:r>
+      </w:hyperlink>
+      <w:r>
+        <w:t xml:space="preserve"> (Counsel Dashboard) is the single workspace for the review. It contains, in one page:</w:t>
+      </w:r>
+    </w:p>
+    <w:p>
+      <w:pPr>
+        <w:pStyle w:val="ListBullet"/>
+      </w:pPr>
+      <w:r>
+        <w:t>The full draft library, grouped by category and filterable by Priority One / Priority Two.</w:t>
+      </w:r>
+    </w:p>
+    <w:p>
+      <w:pPr>
+        <w:pStyle w:val="ListBullet"/>
+      </w:pPr>
+      <w:r>
+        <w:t>The Ratification &amp; Redline Console link (top-right nav) for the fine-grained ratification / rollback / release workflow.</w:t>
+      </w:r>
+    </w:p>
+    <w:p>
+      <w:pPr>
+        <w:pStyle w:val="ListBullet"/>
+      </w:pPr>
+      <w:r>
+        <w:t>Your session activity log link (also top-right nav).</w:t>
+      </w:r>
+    </w:p>
+    <w:p>
+      <w:pPr>
+        <w:pStyle w:val="ListBullet"/>
+      </w:pPr>
+      <w:r>
+        <w:t>The "What triggers an email" note (see §5 below).</w:t>
+      </w:r>
+    </w:p>
+    <w:p>
+      <w:pPr>
+        <w:pStyle w:val="ListBullet"/>
+      </w:pPr>
+      <w:r>
+        <w:t xml:space="preserve">The </w:t>
+      </w:r>
+      <w:r>
+        <w:rPr>
+          <w:b/>
+        </w:rPr>
+        <w:t>Review Checklist</w:t>
+      </w:r>
+      <w:r>
+        <w:t xml:space="preserve"> — auto-marks each doc you've opened from the activity log; manual sign-off toggle per doc. (This used to live at </w:t>
+      </w:r>
+      <w:hyperlink r:id="rId10">
+        <w:r>
+          <w:rPr>
+            <w:color w:val="0563C1"/>
+            <w:u w:val="single"/>
+          </w:rPr>
+          <w:t xml:space="preserve">/admin/counsel-review</w:t>
+        </w:r>
+      </w:hyperlink>
+      <w:r>
+        <w:t xml:space="preserve"> — it is now merged into the Dashboard so you work from a single page.)</w:t>
+      </w:r>
+    </w:p>
+    <w:p/>
+    <w:p>
+      <w:pPr>
+        <w:pStyle w:val="Heading2"/>
+      </w:pPr>
+      <w:r>
+        <w:t>4 · Per-Function Options</w:t>
       </w:r>
     </w:p>
     <w:p>
@@ -261,7 +369,7 @@
         <w:pStyle w:val="Heading3"/>
       </w:pPr>
       <w:r>
-        <w:t>3.1 Read a draft</w:t>
+        <w:t>4.1 Read a draft</w:t>
       </w:r>
     </w:p>
     <w:p>
@@ -339,7 +447,7 @@
         <w:pStyle w:val="Heading3"/>
       </w:pPr>
       <w:r>
-        <w:t>3.2 Propose a change (redline)</w:t>
+        <w:t>4.2 Propose a change</w:t>
       </w:r>
     </w:p>
     <w:p>
@@ -353,7 +461,7 @@
         <w:t>Paper.</w:t>
       </w:r>
       <w:r>
-        <w:t xml:space="preserve"> Track Changes in Word, email back to </w:t>
+        <w:t xml:space="preserve"> Add margin comments in Word, email back to </w:t>
       </w:r>
       <w:r>
         <w:rPr>
@@ -363,7 +471,7 @@
         <w:t>legal@birthright.live</w:t>
       </w:r>
       <w:r>
-        <w:t>. Birthright transcribes into the platform.</w:t>
+        <w:t>. Birthright applies the changes.</w:t>
       </w:r>
     </w:p>
     <w:p>
@@ -379,7 +487,7 @@
       <w:r>
         <w:t xml:space="preserve"> </w:t>
       </w:r>
-      <w:hyperlink r:id="rId10">
+      <w:hyperlink r:id="rId11">
         <w:r>
           <w:rPr>
             <w:color w:val="0563C1"/>
@@ -389,7 +497,7 @@
         </w:r>
       </w:hyperlink>
       <w:r>
-        <w:t xml:space="preserve"> → select doc → *Add redline* → paste quoted text + suggested replacement + rationale.</w:t>
+        <w:t xml:space="preserve"> → select doc → add a comment on the section. (Redlines are temporarily disabled — post as a comment or send by email.)</w:t>
       </w:r>
     </w:p>
     <w:p>
@@ -397,7 +505,7 @@
         <w:pStyle w:val="Heading3"/>
       </w:pPr>
       <w:r>
-        <w:t>3.3 See how each redline landed</w:t>
+        <w:t>4.3 See how a comment landed</w:t>
       </w:r>
     </w:p>
     <w:p>
@@ -411,7 +519,7 @@
         <w:t>Automated.</w:t>
       </w:r>
       <w:r>
-        <w:t xml:space="preserve"> You receive a summary email when your roundtrip is applied (e.g. _"Terms of Service · 4 accepted, 1 rejected"_).</w:t>
+        <w:t xml:space="preserve"> You receive a summary email when your comments are reviewed and applied.</w:t>
       </w:r>
     </w:p>
     <w:p>
@@ -425,7 +533,7 @@
         <w:t>Platform.</w:t>
       </w:r>
       <w:r>
-        <w:t xml:space="preserve"> Same page as 3.2 → *Roundtrip history*.</w:t>
+        <w:t xml:space="preserve"> Same page as 4.2 → the comment thread + the ratification history.</w:t>
       </w:r>
     </w:p>
     <w:p>
@@ -433,7 +541,7 @@
         <w:pStyle w:val="Heading3"/>
       </w:pPr>
       <w:r>
-        <w:t>3.4 Ratify a document</w:t>
+        <w:t>4.4 Ratify a document</w:t>
       </w:r>
     </w:p>
     <w:p>
@@ -447,7 +555,7 @@
         <w:t>Paper.</w:t>
       </w:r>
       <w:r>
-        <w:t xml:space="preserve"> One-line email: &gt; _"We ratify Terms of Service at v1.0 with the redlines applied on &gt; [date]."_ Birthright records the ratification on the platform.</w:t>
+        <w:t xml:space="preserve"> One-line email: &gt; _"We ratify Terms of Service at v1.0 with the changes applied on &gt; [date]."_ Birthright records the ratification on the platform.</w:t>
       </w:r>
     </w:p>
     <w:p>
@@ -469,7 +577,7 @@
         <w:pStyle w:val="Heading3"/>
       </w:pPr>
       <w:r>
-        <w:t>3.5 Revoke a ratification (rare)</w:t>
+        <w:t>4.5 Revoke a ratification (rare)</w:t>
       </w:r>
     </w:p>
     <w:p>
@@ -491,21 +599,7 @@
         <w:pStyle w:val="Heading3"/>
       </w:pPr>
       <w:r>
-        <w:t>3.6 Track what you've reviewed (checklist)</w:t>
-      </w:r>
-    </w:p>
-    <w:p>
-      <w:pPr>
-        <w:pStyle w:val="ListBullet"/>
-      </w:pPr>
-      <w:r>
-        <w:rPr>
-          <w:b/>
-        </w:rPr>
-        <w:t>Off-platform.</w:t>
-      </w:r>
-      <w:r>
-        <w:t xml:space="preserve"> Any matter file works.</w:t>
+        <w:t>4.6 Track what you've reviewed (checklist)</w:t>
       </w:r>
     </w:p>
     <w:p>
@@ -521,17 +615,17 @@
       <w:r>
         <w:t xml:space="preserve"> </w:t>
       </w:r>
-      <w:hyperlink r:id="rId11">
+      <w:hyperlink r:id="rId9">
         <w:r>
           <w:rPr>
             <w:color w:val="0563C1"/>
             <w:u w:val="single"/>
           </w:rPr>
-          <w:t xml:space="preserve">/admin/counsel-review</w:t>
+          <w:t xml:space="preserve">/counsel</w:t>
         </w:r>
       </w:hyperlink>
       <w:r>
-        <w:t xml:space="preserve"> — tick each row, initials, optional note. Persists indefinitely as the durable sign-off.</w:t>
+        <w:t xml:space="preserve"> → the Review Checklist section auto-ticks each doc that shows up in your activity log (a download, an open, or a comment post all count). Manual sign-off toggle per doc for the durable record.</w:t>
       </w:r>
     </w:p>
     <w:p>
@@ -539,7 +633,7 @@
         <w:pStyle w:val="Heading3"/>
       </w:pPr>
       <w:r>
-        <w:t>3.7 Read the change log of ratifications</w:t>
+        <w:t>4.7 Change log of ratifications</w:t>
       </w:r>
     </w:p>
     <w:p>
@@ -597,7 +691,7 @@
         <w:pStyle w:val="Heading3"/>
       </w:pPr>
       <w:r>
-        <w:t>3.8 Your session activity log</w:t>
+        <w:t>4.8 Your session activity log</w:t>
       </w:r>
     </w:p>
     <w:p>
@@ -611,7 +705,344 @@
         <w:pStyle w:val="Heading2"/>
       </w:pPr>
       <w:r>
-        <w:t>4 · Escalation</w:t>
+        <w:t>5 · What Triggers an Email</w:t>
+      </w:r>
+    </w:p>
+    <w:p>
+      <w:r>
+        <w:t>Every one of these fires automatically — no manual step needed.</w:t>
+      </w:r>
+    </w:p>
+    <w:tbl>
+      <w:tblPr>
+        <w:tblStyle w:val="LightGrid-Accent1"/>
+        <w:tblW w:type="auto" w:w="0"/>
+        <w:tblLook w:firstColumn="1" w:firstRow="1" w:lastColumn="0" w:lastRow="0" w:noHBand="0" w:noVBand="1" w:val="04A0"/>
+      </w:tblPr>
+      <w:tblGrid>
+        <w:gridCol w:w="3120"/>
+        <w:gridCol w:w="3120"/>
+        <w:gridCol w:w="3120"/>
+      </w:tblGrid>
+      <w:tr>
+        <w:tc>
+          <w:tcPr>
+            <w:tcW w:type="dxa" w:w="3120"/>
+          </w:tcPr>
+          <w:p>
+            <w:r>
+              <w:rPr>
+                <w:b/>
+              </w:rPr>
+            </w:r>
+            <w:r>
+              <w:rPr>
+                <w:b/>
+              </w:rPr>
+              <w:t>Event</w:t>
+            </w:r>
+          </w:p>
+        </w:tc>
+        <w:tc>
+          <w:tcPr>
+            <w:tcW w:type="dxa" w:w="3120"/>
+          </w:tcPr>
+          <w:p>
+            <w:r>
+              <w:rPr>
+                <w:b/>
+              </w:rPr>
+            </w:r>
+            <w:r>
+              <w:rPr>
+                <w:b/>
+              </w:rPr>
+              <w:t>Recipient</w:t>
+            </w:r>
+          </w:p>
+        </w:tc>
+        <w:tc>
+          <w:tcPr>
+            <w:tcW w:type="dxa" w:w="3120"/>
+          </w:tcPr>
+          <w:p>
+            <w:r>
+              <w:rPr>
+                <w:b/>
+              </w:rPr>
+            </w:r>
+            <w:r>
+              <w:rPr>
+                <w:b/>
+              </w:rPr>
+              <w:t>When</w:t>
+            </w:r>
+          </w:p>
+        </w:tc>
+      </w:tr>
+      <w:tr>
+        <w:tc>
+          <w:tcPr>
+            <w:tcW w:type="dxa" w:w="3120"/>
+          </w:tcPr>
+          <w:p>
+            <w:r/>
+            <w:r>
+              <w:t xml:space="preserve">Counsel clicks </w:t>
+            </w:r>
+            <w:r>
+              <w:rPr>
+                <w:b/>
+              </w:rPr>
+              <w:t>Mark ready for admin review</w:t>
+            </w:r>
+            <w:r>
+              <w:t xml:space="preserve"> on a working draft</w:t>
+            </w:r>
+          </w:p>
+        </w:tc>
+        <w:tc>
+          <w:tcPr>
+            <w:tcW w:type="dxa" w:w="3120"/>
+          </w:tcPr>
+          <w:p>
+            <w:r/>
+            <w:r>
+              <w:t>All admins</w:t>
+            </w:r>
+          </w:p>
+        </w:tc>
+        <w:tc>
+          <w:tcPr>
+            <w:tcW w:type="dxa" w:w="3120"/>
+          </w:tcPr>
+          <w:p>
+            <w:r/>
+            <w:r>
+              <w:t>Inline at click time</w:t>
+            </w:r>
+          </w:p>
+        </w:tc>
+      </w:tr>
+      <w:tr>
+        <w:tc>
+          <w:tcPr>
+            <w:tcW w:type="dxa" w:w="3120"/>
+          </w:tcPr>
+          <w:p>
+            <w:r/>
+            <w:r>
+              <w:t xml:space="preserve">Someone @-mentions </w:t>
+            </w:r>
+            <w:r>
+              <w:rPr>
+                <w:rFonts w:ascii="Consolas" w:hAnsi="Consolas"/>
+                <w:sz w:val="20"/>
+              </w:rPr>
+              <w:t>@admin</w:t>
+            </w:r>
+            <w:r>
+              <w:t xml:space="preserve"> or </w:t>
+            </w:r>
+            <w:r>
+              <w:rPr>
+                <w:rFonts w:ascii="Consolas" w:hAnsi="Consolas"/>
+                <w:sz w:val="20"/>
+              </w:rPr>
+              <w:t>@counsel</w:t>
+            </w:r>
+            <w:r>
+              <w:t xml:space="preserve"> in a comment</w:t>
+            </w:r>
+          </w:p>
+        </w:tc>
+        <w:tc>
+          <w:tcPr>
+            <w:tcW w:type="dxa" w:w="3120"/>
+          </w:tcPr>
+          <w:p>
+            <w:r/>
+            <w:r>
+              <w:t>That role</w:t>
+            </w:r>
+          </w:p>
+        </w:tc>
+        <w:tc>
+          <w:tcPr>
+            <w:tcW w:type="dxa" w:w="3120"/>
+          </w:tcPr>
+          <w:p>
+            <w:r/>
+            <w:r>
+              <w:t>Real-time (if opted in) or daily digest at 08:00 UTC</w:t>
+            </w:r>
+          </w:p>
+        </w:tc>
+      </w:tr>
+      <w:tr>
+        <w:tc>
+          <w:tcPr>
+            <w:tcW w:type="dxa" w:w="3120"/>
+          </w:tcPr>
+          <w:p>
+            <w:r/>
+            <w:r>
+              <w:t xml:space="preserve">Admin </w:t>
+            </w:r>
+            <w:r>
+              <w:rPr>
+                <w:b/>
+              </w:rPr>
+              <w:t>Releases</w:t>
+            </w:r>
+            <w:r>
+              <w:t xml:space="preserve"> a working draft</w:t>
+            </w:r>
+          </w:p>
+        </w:tc>
+        <w:tc>
+          <w:tcPr>
+            <w:tcW w:type="dxa" w:w="3120"/>
+          </w:tcPr>
+          <w:p>
+            <w:r/>
+            <w:r>
+              <w:t>Subscribed partners + members</w:t>
+            </w:r>
+          </w:p>
+        </w:tc>
+        <w:tc>
+          <w:tcPr>
+            <w:tcW w:type="dxa" w:w="3120"/>
+          </w:tcPr>
+          <w:p>
+            <w:r/>
+            <w:r>
+              <w:t>Inline at release</w:t>
+            </w:r>
+          </w:p>
+        </w:tc>
+      </w:tr>
+      <w:tr>
+        <w:tc>
+          <w:tcPr>
+            <w:tcW w:type="dxa" w:w="3120"/>
+          </w:tcPr>
+          <w:p>
+            <w:r/>
+            <w:r>
+              <w:t xml:space="preserve">Admin </w:t>
+            </w:r>
+            <w:r>
+              <w:rPr>
+                <w:b/>
+              </w:rPr>
+              <w:t>Rolls back</w:t>
+            </w:r>
+            <w:r>
+              <w:t xml:space="preserve"> to a prior version</w:t>
+            </w:r>
+          </w:p>
+        </w:tc>
+        <w:tc>
+          <w:tcPr>
+            <w:tcW w:type="dxa" w:w="3120"/>
+          </w:tcPr>
+          <w:p>
+            <w:r/>
+            <w:r>
+              <w:t>Subscribed partners + members</w:t>
+            </w:r>
+          </w:p>
+        </w:tc>
+        <w:tc>
+          <w:tcPr>
+            <w:tcW w:type="dxa" w:w="3120"/>
+          </w:tcPr>
+          <w:p>
+            <w:r/>
+            <w:r>
+              <w:t>Inline at rollback</w:t>
+            </w:r>
+          </w:p>
+        </w:tc>
+      </w:tr>
+      <w:tr>
+        <w:tc>
+          <w:tcPr>
+            <w:tcW w:type="dxa" w:w="3120"/>
+          </w:tcPr>
+          <w:p>
+            <w:r/>
+            <w:r>
+              <w:t xml:space="preserve">Redline round-trip </w:t>
+            </w:r>
+            <w:r>
+              <w:rPr>
+                <w:rFonts w:ascii="Consolas" w:hAnsi="Consolas"/>
+                <w:sz w:val="20"/>
+              </w:rPr>
+              <w:t>.docx</w:t>
+            </w:r>
+            <w:r>
+              <w:t xml:space="preserve"> applied by admin (when re-enabled)</w:t>
+            </w:r>
+          </w:p>
+        </w:tc>
+        <w:tc>
+          <w:tcPr>
+            <w:tcW w:type="dxa" w:w="3120"/>
+          </w:tcPr>
+          <w:p>
+            <w:r/>
+            <w:r>
+              <w:t>Counsel</w:t>
+            </w:r>
+          </w:p>
+        </w:tc>
+        <w:tc>
+          <w:tcPr>
+            <w:tcW w:type="dxa" w:w="3120"/>
+          </w:tcPr>
+          <w:p>
+            <w:r/>
+            <w:r>
+              <w:t>Inline, per-decision summary</w:t>
+            </w:r>
+          </w:p>
+        </w:tc>
+      </w:tr>
+    </w:tbl>
+    <w:p/>
+    <w:p>
+      <w:r>
+        <w:rPr>
+          <w:b/>
+        </w:rPr>
+        <w:t>What does NOT send email</w:t>
+      </w:r>
+      <w:r>
+        <w:t>: document downloads, individual comment posts (they roll up into the digest), version-history views, opening the Diff modal, opening the Counsel Dashboard.</w:t>
+      </w:r>
+    </w:p>
+    <w:p>
+      <w:r>
+        <w:rPr>
+          <w:b/>
+        </w:rPr>
+        <w:t>No manual steps</w:t>
+      </w:r>
+      <w:r>
+        <w:t xml:space="preserve"> are needed to trigger any of the above. To change your @mention delivery cadence (real-time vs daily digest), use the toggle on the Counsel Dashboard.</w:t>
+      </w:r>
+    </w:p>
+    <w:p/>
+    <w:p>
+      <w:pPr>
+        <w:pStyle w:val="Heading2"/>
+      </w:pPr>
+      <w:r>
+        <w:t>6 · Escalation</w:t>
       </w:r>
     </w:p>
     <w:p>
@@ -668,7 +1099,7 @@
         <w:pStyle w:val="Heading2"/>
       </w:pPr>
       <w:r>
-        <w:t>5 · Change Log</w:t>
+        <w:t>7 · Change Log</w:t>
       </w:r>
     </w:p>
     <w:tbl>
@@ -763,6 +1194,30 @@
             <w:r/>
             <w:r>
               <w:t>v1.1 — tightened; Priority One / Priority Two terminology.</w:t>
+            </w:r>
+          </w:p>
+        </w:tc>
+      </w:tr>
+      <w:tr>
+        <w:tc>
+          <w:tcPr>
+            <w:tcW w:type="dxa" w:w="4680"/>
+          </w:tcPr>
+          <w:p>
+            <w:r/>
+            <w:r>
+              <w:t>2026-02-06</w:t>
+            </w:r>
+          </w:p>
+        </w:tc>
+        <w:tc>
+          <w:tcPr>
+            <w:tcW w:type="dxa" w:w="4680"/>
+          </w:tcPr>
+          <w:p>
+            <w:r/>
+            <w:r>
+              <w:t>v1.2 — renamed "Counsel Console" → "Counsel Dashboard"; merged the standalone Review Checklist into the Dashboard; documented email triggers; redline workflow paused.</w:t>
             </w:r>
           </w:p>
         </w:tc>
